--- a/klagomål/A 25853-2025 FSC-klagomål.docx
+++ b/klagomål/A 25853-2025 FSC-klagomål.docx
@@ -931,7 +931,7 @@
     <w:r>
       <w:tab/>
       <w:tab/>
-      <w:t>2026-09-14</w:t>
+      <w:t>2026-09-15</w:t>
       <w:br/>
       <w:br/>
     </w:r>

--- a/klagomål/A 25853-2025 FSC-klagomål.docx
+++ b/klagomål/A 25853-2025 FSC-klagomål.docx
@@ -931,7 +931,7 @@
     <w:r>
       <w:tab/>
       <w:tab/>
-      <w:t>2026-09-15</w:t>
+      <w:t>2026-09-16</w:t>
       <w:br/>
       <w:br/>
     </w:r>

--- a/klagomål/A 25853-2025 FSC-klagomål.docx
+++ b/klagomål/A 25853-2025 FSC-klagomål.docx
@@ -931,7 +931,7 @@
     <w:r>
       <w:tab/>
       <w:tab/>
-      <w:t>2026-09-16</w:t>
+      <w:t>2026-09-17</w:t>
       <w:br/>
       <w:br/>
     </w:r>

--- a/klagomål/A 25853-2025 FSC-klagomål.docx
+++ b/klagomål/A 25853-2025 FSC-klagomål.docx
@@ -931,7 +931,7 @@
     <w:r>
       <w:tab/>
       <w:tab/>
-      <w:t>2026-09-17</w:t>
+      <w:t>2026-09-18</w:t>
       <w:br/>
       <w:br/>
     </w:r>

--- a/klagomål/A 25853-2025 FSC-klagomål.docx
+++ b/klagomål/A 25853-2025 FSC-klagomål.docx
@@ -931,7 +931,7 @@
     <w:r>
       <w:tab/>
       <w:tab/>
-      <w:t>2026-09-18</w:t>
+      <w:t>2026-09-19</w:t>
       <w:br/>
       <w:br/>
     </w:r>

--- a/klagomål/A 25853-2025 FSC-klagomål.docx
+++ b/klagomål/A 25853-2025 FSC-klagomål.docx
@@ -931,7 +931,7 @@
     <w:r>
       <w:tab/>
       <w:tab/>
-      <w:t>2026-09-19</w:t>
+      <w:t>2026-09-21</w:t>
       <w:br/>
       <w:br/>
     </w:r>

--- a/klagomål/A 25853-2025 FSC-klagomål.docx
+++ b/klagomål/A 25853-2025 FSC-klagomål.docx
@@ -931,7 +931,7 @@
     <w:r>
       <w:tab/>
       <w:tab/>
-      <w:t>2026-09-21</w:t>
+      <w:t>2026-09-23</w:t>
       <w:br/>
       <w:br/>
     </w:r>

--- a/klagomål/A 25853-2025 FSC-klagomål.docx
+++ b/klagomål/A 25853-2025 FSC-klagomål.docx
@@ -178,7 +178,7 @@
       <w:r>
         <w:drawing>
           <wp:inline xmlns:a="http://schemas.openxmlformats.org/drawingml/2006/main" xmlns:pic="http://schemas.openxmlformats.org/drawingml/2006/picture">
-            <wp:extent cx="5436305" cy="5724000"/>
+            <wp:extent cx="5335311" cy="5724000"/>
             <wp:docPr id="1" name="Picture 1"/>
             <wp:cNvGraphicFramePr>
               <a:graphicFrameLocks noChangeAspect="1"/>
@@ -199,7 +199,7 @@
                   <pic:spPr>
                     <a:xfrm>
                       <a:off x="0" y="0"/>
-                      <a:ext cx="5436305" cy="5724000"/>
+                      <a:ext cx="5335311" cy="5724000"/>
                     </a:xfrm>
                     <a:prstGeom prst="rect"/>
                   </pic:spPr>
@@ -216,12 +216,12 @@
         <w:spacing w:after="240"/>
       </w:pPr>
       <w:r>
-        <w:t>Figur 1. Fyndplatser för naturvårdsarter i och inom 15 meter från avverkningsanmälan. Markörer utan svart kant är placerade på fyndplatsen. Markörer med svart kant är placerade vid sidan av fyndplatsen och har ett svart streck som visar fyndplatsens exakta position. Kartans mittpunktskoordinat är N 6962775, E 421504 i SWEREF 99 TM.</w:t>
+        <w:t>Figur 1. Fyndplatser för naturvårdsarter i och inom 23 meter från avverkningsanmälan. Markörer utan svart kant är placerade på fyndplatsen. Markörer med svart kant är placerade vid sidan av fyndplatsen och har ett svart streck som visar fyndplatsens exakta position. Kartans mittpunktskoordinat är N 6962775, E 421504 i SWEREF 99 TM.</w:t>
       </w:r>
     </w:p>
     <w:p>
       <w:r>
-        <w:t>I och inom 15 meter från avverkningsanmälan finns fynd av 2 naturvårdsarter, varav 2 är rödlistade, 1 är fridlyst och 1 är typisk (T): tretåig hackspett (NT, T, §4) och vedflamlav (NT). Se Figur 1.</w:t>
+        <w:t>I och inom 23 meter från avverkningsanmälan finns fynd av 10 naturvårdsarter, varav 10 är rödlistade, 3 är fridlysta och 6 är typiska (T): garnlav (VU, T), dropptaggsvamp (NT, T), dvärgbägarlav (NT, T), lavskrika (NT, T, §4), mörk kolflarnlav (NT), rosenticka (NT, T), skarp dropptaggsvamp (NT), talltita (NT, §4), tretåig hackspett (NT, T, §4) och vedflamlav (NT). Se Figur 1.</w:t>
       </w:r>
     </w:p>
     <w:p>
@@ -252,6 +252,157 @@
         <w:rPr>
           <w:b/>
         </w:rPr>
+        <w:t>Garnlav (VU)</w:t>
+      </w:r>
+      <w:r>
+        <w:t xml:space="preserve"> är en utpräglad barrskogsart som ibland kan drapera träden i norrländska grannaturskogar med hög luftfuktighet. Den förekommer även i talldominerade bestånd där den, förutom i trädens grenverk, påträffas hängande över ojämnheter i tallbarken. Arten har minskat starkt i södra och mellersta Sverige och den minskar även i sitt nordliga utbredningsområde. Minskningstakten uppgår till 30 (20–50) % inom 50 år och överstiger gränsvärdet för Sårbar (VU). Orsaken till tillbakagången beror främst på slutavverkningar av naturskogsartade skogar. Bestånd med riklig förekomst bör regelmässigt sparas, vilket även gynnar flera andra sällsynta och rödlistade arter. Garnlav är värdväxt för den mycket sällsynta och akut hotade fjärilen barrskogslavfly (CR) som hör hemma i boreala barrskogar med riklig förekomst av värdväxten. Tidigare kunde arten konstateras årligen på flera platser vid Dala-Floda i Dalarna innan lokalerna kalavverkades. Senaste fyndet i landet av barrskogslavfly är från år 2000 då den påträffades vid Högberget i Sollefteå kommun. Garnlav är typisk art för </w:t>
+      </w:r>
+      <w:r>
+        <w:rPr>
+          <w:i/>
+        </w:rPr>
+        <w:t xml:space="preserve">9010 Taiga </w:t>
+      </w:r>
+      <w:r>
+        <w:t>och</w:t>
+      </w:r>
+      <w:r>
+        <w:rPr>
+          <w:i/>
+        </w:rPr>
+        <w:t xml:space="preserve"> 9070 Trädklädd betesmark</w:t>
+      </w:r>
+      <w:r>
+        <w:t xml:space="preserve"> (SLU Artdatabanken, 2026).</w:t>
+      </w:r>
+    </w:p>
+    <w:p>
+      <w:r>
+        <w:rPr>
+          <w:b/>
+        </w:rPr>
+        <w:t>Dropptaggsvamp (NT)</w:t>
+      </w:r>
+      <w:r>
+        <w:t xml:space="preserve"> bildar mykorrhiza med tall, främst i barrskog med trädkontinuitet, i magra, torra och ljusöppna lavtallskogar och i barrblandskogar med friskmossor och lingon i fältskiktet. Den totala populationen i landet har minskat och bedöms fortsätta minska till följd av slutavverkningar av tallskog. Det är högst oklart om arten långsiktigt kan etablera och reproducera sig i skogsbestånd som brukas med trakthyggesmetoder, markberedning, gödsling eller föryngring med förädlat plantmaterial. Uppfyller kriterierna för att bli rödlistad på grund av ny kunskap som visar att en större andel av populationen än tidigare bedömt är knuten till kontinuitetsbarrskog. Minskningstakten för den svenska populationen bedöms vara nära gränsvärdet för Sårbar (VU). Dropptaggsvamp är typisk art för </w:t>
+      </w:r>
+      <w:r>
+        <w:rPr>
+          <w:i/>
+        </w:rPr>
+        <w:t xml:space="preserve">9010 Taiga </w:t>
+      </w:r>
+      <w:r>
+        <w:t>(SLU Artdatabanken, 2026).</w:t>
+      </w:r>
+    </w:p>
+    <w:p>
+      <w:r>
+        <w:rPr>
+          <w:b/>
+        </w:rPr>
+        <w:t>Dvärgbägarlav (NT)</w:t>
+      </w:r>
+      <w:r>
+        <w:t xml:space="preserve"> förekommer över hela Sverige på gammal hård ved, huvudsakligen på tall men i södra Sverige även på ek. Veden utgörs framförallt av grova stubbar, lågor och grenar. Substratet har blivit sällsyntare och nybildning av substrat sker bara i begränsad omfattning. Arten hotas av att grova lågor blir allt sällsyntare i dagens kulturskogar samt att nybildningen av lämpliga substrat går mycket långsamt. En riklig tillgång på gamla tall- eller eklågor måste säkerställas på artens lokaler. Dvärgbägarlav är typisk art för </w:t>
+      </w:r>
+      <w:r>
+        <w:rPr>
+          <w:i/>
+        </w:rPr>
+        <w:t>9010 Taiga</w:t>
+      </w:r>
+      <w:r>
+        <w:t xml:space="preserve"> (SLU Artdatabanken, 2024; Nitare &amp; Skogsstyrelsen, 2019).</w:t>
+      </w:r>
+    </w:p>
+    <w:p>
+      <w:r>
+        <w:rPr>
+          <w:b/>
+        </w:rPr>
+        <w:t>Lavskrika (NT, §4)</w:t>
+      </w:r>
+      <w:r>
+        <w:t xml:space="preserve"> är rödlistad som nära hotad och fridlyst enligt 4§ artskyddsförordningen. Den har minskat med 20 (10–30) % under de senaste 15 åren och minskningstakten bedöms vara nära gränsvärdet för sårbar (VU). Lavskrikan är en mycket stationär fågel, som häckar i äldre, slutna och hänglavsrika barrskogar. Nyckelfaktorer är flerskiktad skog med rik undervegetation samt riklig förekomst av hänglavar. Reviren är livslånga med hemområden som varierar mellan 50 och 150 ha. Inom ett revir av hög kvalitet finns det som regel ett eller flera kärnområden (1–20 ha) med relativt tät flerskiktad granskog. Arten missgynnas när flerskiktad skog omförs till enskiktade bestånd och även röjning och hård gallring är starkt negativt. Lavskrikan har relativt stora hemområden och försvinner när den äldre skogen fragmenteras, särskilt allvarligt är när kärnområdena avverkas. Den försvinner successivt framför allt vid dess utbredningsgränser och populationen har minskat kontinuerligt under 2000-talet. Lavskrika är typisk art för </w:t>
+      </w:r>
+      <w:r>
+        <w:rPr>
+          <w:i/>
+        </w:rPr>
+        <w:t>9010 Taiga</w:t>
+      </w:r>
+      <w:r>
+        <w:t xml:space="preserve"> (SLU Artdatabanken, 2026; Skogsstyrelsen 2016).</w:t>
+      </w:r>
+    </w:p>
+    <w:p>
+      <w:r>
+        <w:rPr>
+          <w:b/>
+        </w:rPr>
+        <w:t>Mörk kolflarnlav (NT)</w:t>
+      </w:r>
+      <w:r>
+        <w:t xml:space="preserve"> är brandberoende och växer nästan uteslutande på kolad hård kärnved av tall. Arten förekommer främst i glesa, öppna tall- och blandbarrskogar av naturskogskaraktär och etableringen verkar ske sent efter brand, kanske först efter 100–300 år. Mörk kolflarnlav indikerar skog med höga naturvärden och vanligast är att den påträffas på rester av nedbrunna torrakor och högstubbar och lågstubbar som är så grova att hela innandömet är urbränt. Tall- och blandbarrskogar av naturskogskaraktär med spår av återkommande bränder hyser höga biologiska värden och bör skyddas (SLU Artdatabanken, 2024).</w:t>
+      </w:r>
+    </w:p>
+    <w:p>
+      <w:r>
+        <w:rPr>
+          <w:b/>
+        </w:rPr>
+        <w:t>Rosenticka (NT)</w:t>
+      </w:r>
+      <w:r>
+        <w:t xml:space="preserve">, rödlistad som nära hotad, ingår i en karaktäristisk association av vedsvampar som växer på gamla, grova granlågor i urskogsartade barrskogar. Den är placerad i toppen av Skogsstyrelsens värdepyramid för bedömning av skog med höga naturvärden och indikerar ett granskogsekosystem med långvarig kontinuitet av grova lågor. Artens beroende av grova granlågor innebär att alla skogsskötselåtgärder på eller i omedelbar närhet av lokalerna utgör ett hot på lång sikt. Det är angeläget att populationerna inte ytterligare glesas ut och ett tillräckligt antal områden där arten nu finns måste sparas för framtiden. Rosenticka är typisk art för </w:t>
+      </w:r>
+      <w:r>
+        <w:rPr>
+          <w:i/>
+        </w:rPr>
+        <w:t xml:space="preserve">9010 Taiga </w:t>
+      </w:r>
+      <w:r>
+        <w:t xml:space="preserve">och </w:t>
+      </w:r>
+      <w:r>
+        <w:rPr>
+          <w:i/>
+        </w:rPr>
+        <w:t>9050 Näringsrik granskog</w:t>
+      </w:r>
+      <w:r>
+        <w:t xml:space="preserve"> (Nitare &amp; Skogsstyrelsen, 2019; SLU Artdatabanken, 2024).</w:t>
+      </w:r>
+    </w:p>
+    <w:p>
+      <w:r>
+        <w:rPr>
+          <w:b/>
+        </w:rPr>
+        <w:t xml:space="preserve">Skarp dropptaggsvamp (NT) </w:t>
+      </w:r>
+      <w:r>
+        <w:t>bildar mykorrhiza med både gran och tall, främst i barrskogar med trädkontinuitet. Arten uppträder dels i näringsrik kalkbarrskog och dels i sur lavtallskog. Kalkbarrskogarna är ofta grandominerade, olikåldriga och skiktade på frisk mark med ett örtrikt vegetationsskikt. Lavtallskogarna är i regel magra, torra, ljusöppna och ofta brandpräglade. Den totala populationen i landet har minskat och bedöms fortsätta minska till följd av avverkning av äldre barrskogar. Arten har begränsad förmåga att återetablera sig efter slutavverkning eller andra storskaliga skogsbruksåtgärder. Det saknas indikationer på att arten långsiktigt kan etablera eller reproducera sig i skogsbestånd som brukas med metoder som trakthyggesbruk, markberedning, gödsling eller föryngring med förädlat plantmaterial. Minskningstakten för den svenska populationen bedöms vara nära gränsvärdet för Sårbar (VU) (SLU Artdatabanken, 2026).</w:t>
+      </w:r>
+    </w:p>
+    <w:p>
+      <w:r>
+        <w:rPr>
+          <w:b/>
+        </w:rPr>
+        <w:t>Talltita (NT, §4)</w:t>
+      </w:r>
+      <w:r>
+        <w:t>, rödlistad som nära hotad och prioriterad art i Skogsvårdslagen, har häckningsrevir i anmälan. Arten har minskat kraftigt de senaste 30 åren och minskningstakten innevarande 10-årsperiod beräknas till 20 (10–30) %. Talltitan är synnerligen trogen sitt cirka 15 hektar stora revir och är beroende av flerskiktade olikåldriga skogar för att kunna föda upp sina ungar. Talltitan försvinner om dess livsmiljö kalavverkas (Eggers &amp; Low, 2014; Ekman, 1979; Griesser et al, 2007; Klein, 2020; Siffczyk et al, 2003; SLU Artdatabanken, 2021).</w:t>
+      </w:r>
+    </w:p>
+    <w:p>
+      <w:r>
+        <w:rPr>
+          <w:b/>
+        </w:rPr>
         <w:t>Tretåig hackspett (NT, §4)</w:t>
       </w:r>
       <w:r>
@@ -402,7 +553,7 @@
         <w:rPr>
           <w:i/>
         </w:rPr>
-        <w:t>I det avverkningsanmälda skogsområdet har 2 naturvårdsarter varav 2 rödlistade arter sina livsmiljöer och växtplatser.</w:t>
+        <w:t>I det avverkningsanmälda skogsområdet har 10 naturvårdsarter varav 10 rödlistade arter sina livsmiljöer och växtplatser.</w:t>
       </w:r>
     </w:p>
     <w:p>
@@ -600,6 +751,212 @@
       </w:pPr>
       <w:r>
         <w:t>BILAGA 1 – Fridlysta arter</w:t>
+      </w:r>
+    </w:p>
+    <w:p>
+      <w:pPr>
+        <w:pStyle w:val="Heading1"/>
+      </w:pPr>
+      <w:r>
+        <w:t>Lavskrika – ekologi samt krav på livsmiljön</w:t>
+      </w:r>
+    </w:p>
+    <w:p>
+      <w:r>
+        <w:t>Lavskrika är rödlistad som nära hotad (NT), fridlyst enligt 4 § artskyddsförordningen (2007:845) och ingår i förteckningen över prioriterade arter i Skogsstyrelsens föreskrifter och allmänna råd (SKSFS 2011:7) bilaga 4. Lavskrikan är en mycket stationär fågel, som häckar i äldre, slutna och hänglavsrika barrskogar. Nyckelfaktorer är flerskiktad skog med rik undervegetation samt riklig förekomst av hänglavar (SLU Artdatabanken, 2026).</w:t>
+      </w:r>
+    </w:p>
+    <w:p>
+      <w:r>
+        <w:t xml:space="preserve">I Skogsstyrelsens vägledning för hänsyn till fåglar står bland annat att: </w:t>
+      </w:r>
+      <w:r>
+        <w:rPr>
+          <w:i/>
+        </w:rPr>
+        <w:t>“Reviren är livslånga med hemområden som varierar mellan 50 och 150 ha. Hemområdena har inga fasta gränser utan det handlar mera om de yttre gränserna för familjegruppernas rörelser. Lavskrikan undviker att förflytta sig över stora öppna områden och hemområdesstorleken är därför större i områden fragmenterade av hyggen och yngre skog än i områden med i sammanhängande äldre skog. Det finns studier som antyder att det inom ett revir bör finnas maximalt 15 % öppna ytor och ungskog. Inom ett revir av hög kvalitet finns det som regel ett eller flera kärnområden (1–20 ha) med relativt tät flerskiktad granskog.”</w:t>
+      </w:r>
+      <w:r>
+        <w:t xml:space="preserve"> Vidare att: </w:t>
+      </w:r>
+      <w:r>
+        <w:rPr>
+          <w:i/>
+        </w:rPr>
+        <w:t>“Arten missgynnas när flerskiktad skog omförs till enskiktade bestånd. Även skogsskötsel med återkommande röjning och hård gallring är starkt negativt. Lavskrikan har relativt stora hemområden och försvinner när den äldre skogen fragmenteras, särskilt allvarligt är när kärnområdena avverkas.”</w:t>
+      </w:r>
+      <w:r>
+        <w:t xml:space="preserve"> (Skogsstyrelsen 2016).</w:t>
+      </w:r>
+    </w:p>
+    <w:p>
+      <w:r>
+        <w:t xml:space="preserve">Populationen har minskat med 20 (10–30) % under de senaste 15 åren och minskningstakten bedöms vara nära gränsvärdet för sårbar (VU). Arten försvinner successivt framför allt vid dess utbredningsgränser och populationen har minskat kontinuerligt under 2000-talet. Lavskrika är typisk art för </w:t>
+      </w:r>
+      <w:r>
+        <w:rPr>
+          <w:i/>
+        </w:rPr>
+        <w:t>9010 Taiga</w:t>
+      </w:r>
+      <w:r>
+        <w:t xml:space="preserve"> (SLU Artdatabanken, 2026).</w:t>
+      </w:r>
+    </w:p>
+    <w:p>
+      <w:pPr>
+        <w:pStyle w:val="Heading2"/>
+      </w:pPr>
+      <w:r>
+        <w:t>Referenser – lavskrika</w:t>
+      </w:r>
+    </w:p>
+    <w:p>
+      <w:r>
+        <w:t xml:space="preserve">Skogsstyrelsen, 2016. </w:t>
+      </w:r>
+      <w:r>
+        <w:rPr>
+          <w:i/>
+        </w:rPr>
+        <w:t xml:space="preserve">Vägledning för hänsyn till fåglar – lavskrika. </w:t>
+      </w:r>
+      <w:r>
+        <w:t>https://www.skogsstyrelsen.se/globalassets/lag-och-tillsyn/artskydd/vagledningar-for-hansyn-till-faglar/lavskrika-vagledning-hansyn.pdf</w:t>
+      </w:r>
+    </w:p>
+    <w:p>
+      <w:r>
+        <w:t xml:space="preserve">SLU Artdatabanken, 2026. </w:t>
+      </w:r>
+      <w:r>
+        <w:rPr>
+          <w:i/>
+        </w:rPr>
+        <w:t xml:space="preserve">Artfaktablad. Naturvård – artfakta. </w:t>
+      </w:r>
+      <w:r>
+        <w:t>SLU Artdatabanken, Uppsala</w:t>
+      </w:r>
+    </w:p>
+    <w:p>
+      <w:pPr>
+        <w:pStyle w:val="Heading1"/>
+      </w:pPr>
+      <w:r>
+        <w:t>Talltita – ekologi samt krav på livsmiljön</w:t>
+      </w:r>
+    </w:p>
+    <w:p>
+      <w:r>
+        <w:t>Talltita är rödlistad som NT, fridlyst och prioriterad art i Skogsvårdslagen. Den omfattas av EU:s fågeldirektiv. Arten har minskat kraftigt de senaste 30 åren och minskningstakten innevarande 10-årsperiod beräknas till 20 (10–30) % (SLU Artdatabanken, 2022).</w:t>
+      </w:r>
+    </w:p>
+    <w:p>
+      <w:r>
+        <w:t>Talltita föredrar större sammanhängande barrskogar, och finns såväl i tallskog som granskog och i lövblandad barrskog. Skogens struktur är viktig och ska helst vara flerskiktad med riklig underväxt av mindre granar, björk och andra lövträd och buskar. Tillgång på murknande högstubbar är särskilt viktig, eftersom talltitan helst själv hackar ut sitt bohål (SLU Artdatabanken, 2022).</w:t>
+      </w:r>
+    </w:p>
+    <w:p>
+      <w:r>
+        <w:t>Det finns flera studier som visar att talltita är känslig för gallring och inte överlever när dess livsmiljö kalavverkas (Eggers and Low, 2014; Griesser et al., 2007; Klein, 2020). Talltitans revir är förhållandevis stora, 10–20 hektar och arten missgynnas när skogen fragmenteras. Kalavverkning av större delar av reviret innebär att det överges (Artdatabanken, 2021).</w:t>
+      </w:r>
+    </w:p>
+    <w:p>
+      <w:r>
+        <w:t>Talltitan är synnerligen trogen sitt revir så länge paret lever och biotopen förblir intakt. Paret stannar i sitt revir året om. En förlust av ett revir har därför en stor inverkan på den lokala populationen och trakthyggesbruket anses vara orsak till den svenska populationens kraftiga minskning. Talltiteparets revirtrohet innebär att närhelst under året man observerar en adult talltita så ingår denna plats i reviret (Siffczyk et al., 2003; Ekman, 1979).</w:t>
+      </w:r>
+    </w:p>
+    <w:p>
+      <w:pPr>
+        <w:pStyle w:val="Heading2"/>
+      </w:pPr>
+      <w:r>
+        <w:t>Referenser – talltita</w:t>
+      </w:r>
+    </w:p>
+    <w:p>
+      <w:r>
+        <w:t xml:space="preserve">Eggers, S., Low, M., 2014. </w:t>
+      </w:r>
+      <w:r>
+        <w:rPr>
+          <w:i/>
+        </w:rPr>
+        <w:t xml:space="preserve">Differential demographic responses of sympatric Parids to vegetation management in boreal forest. </w:t>
+      </w:r>
+      <w:r>
+        <w:t>For. Ecol. Manage. 319, 169–175.</w:t>
+      </w:r>
+    </w:p>
+    <w:p>
+      <w:r>
+        <w:t xml:space="preserve">Ekman, J., 1979. </w:t>
+      </w:r>
+      <w:r>
+        <w:rPr>
+          <w:i/>
+        </w:rPr>
+        <w:t xml:space="preserve">Coherence, composition and territories of winter social groups of the Willow Tit Parus montanus and the Crested Tit P. cristatus. </w:t>
+      </w:r>
+      <w:r>
+        <w:t>Ornis Scandinavica, 10, pp 56–68</w:t>
+      </w:r>
+    </w:p>
+    <w:p>
+      <w:r>
+        <w:t xml:space="preserve">Griesser, M., Nystrand, M., Eggers, S., Ekman, J., 2007. </w:t>
+      </w:r>
+      <w:r>
+        <w:rPr>
+          <w:i/>
+        </w:rPr>
+        <w:t xml:space="preserve">Impact of forestry practices on fitness correlates and population productivity in an open-nesting bird species. </w:t>
+      </w:r>
+      <w:r>
+        <w:t>Conserv. Biol. 21, 767–774. https://doi.org/10.1111/j.1523- 1739.2007.00675.x</w:t>
+      </w:r>
+    </w:p>
+    <w:p>
+      <w:r>
+        <w:t xml:space="preserve">Klein, J., 2020. </w:t>
+      </w:r>
+      <w:r>
+        <w:rPr>
+          <w:i/>
+        </w:rPr>
+        <w:t xml:space="preserve">The forgotten forest – On thinning, retention, and biodiversity in the boreal forest. </w:t>
+      </w:r>
+      <w:r>
+        <w:t>Doctoral Thesis No. 2020:50</w:t>
+      </w:r>
+    </w:p>
+    <w:p>
+      <w:r>
+        <w:t xml:space="preserve">Siffczyk, C., Brotons, L., Kangas, K., Orell, M., 2003. </w:t>
+      </w:r>
+      <w:r>
+        <w:rPr>
+          <w:i/>
+        </w:rPr>
+        <w:t xml:space="preserve">Home range size of willow tits. </w:t>
+      </w:r>
+      <w:r>
+        <w:t>Oecologica, 136, 635–642 (2003)</w:t>
+      </w:r>
+    </w:p>
+    <w:p>
+      <w:r>
+        <w:t xml:space="preserve">SLU Artdatabanken, 2021. </w:t>
+      </w:r>
+      <w:r>
+        <w:rPr>
+          <w:i/>
+        </w:rPr>
+        <w:t xml:space="preserve">Artfaktablad. Naturvård – artfakta. </w:t>
+      </w:r>
+      <w:r>
+        <w:t>SLU Artdatabanken, Uppsala</w:t>
       </w:r>
     </w:p>
     <w:p>
@@ -931,7 +1288,7 @@
     <w:r>
       <w:tab/>
       <w:tab/>
-      <w:t>2026-09-23</w:t>
+      <w:t>2026-09-24</w:t>
       <w:br/>
       <w:br/>
     </w:r>

--- a/klagomål/A 25853-2025 FSC-klagomål.docx
+++ b/klagomål/A 25853-2025 FSC-klagomål.docx
@@ -1288,7 +1288,7 @@
     <w:r>
       <w:tab/>
       <w:tab/>
-      <w:t>2026-09-24</w:t>
+      <w:t>2026-09-25</w:t>
       <w:br/>
       <w:br/>
     </w:r>

--- a/klagomål/A 25853-2025 FSC-klagomål.docx
+++ b/klagomål/A 25853-2025 FSC-klagomål.docx
@@ -1288,7 +1288,7 @@
     <w:r>
       <w:tab/>
       <w:tab/>
-      <w:t>2026-09-25</w:t>
+      <w:t>2026-09-26</w:t>
       <w:br/>
       <w:br/>
     </w:r>

--- a/klagomål/A 25853-2025 FSC-klagomål.docx
+++ b/klagomål/A 25853-2025 FSC-klagomål.docx
@@ -1288,7 +1288,7 @@
     <w:r>
       <w:tab/>
       <w:tab/>
-      <w:t>2026-09-26</w:t>
+      <w:t>2026-09-27</w:t>
       <w:br/>
       <w:br/>
     </w:r>

--- a/klagomål/A 25853-2025 FSC-klagomål.docx
+++ b/klagomål/A 25853-2025 FSC-klagomål.docx
@@ -1288,7 +1288,7 @@
     <w:r>
       <w:tab/>
       <w:tab/>
-      <w:t>2026-09-27</w:t>
+      <w:t>2026-09-28</w:t>
       <w:br/>
       <w:br/>
     </w:r>

--- a/klagomål/A 25853-2025 FSC-klagomål.docx
+++ b/klagomål/A 25853-2025 FSC-klagomål.docx
@@ -178,7 +178,7 @@
       <w:r>
         <w:drawing>
           <wp:inline xmlns:a="http://schemas.openxmlformats.org/drawingml/2006/main" xmlns:pic="http://schemas.openxmlformats.org/drawingml/2006/picture">
-            <wp:extent cx="5335311" cy="5724000"/>
+            <wp:extent cx="5326780" cy="5724000"/>
             <wp:docPr id="1" name="Picture 1"/>
             <wp:cNvGraphicFramePr>
               <a:graphicFrameLocks noChangeAspect="1"/>
@@ -199,7 +199,7 @@
                   <pic:spPr>
                     <a:xfrm>
                       <a:off x="0" y="0"/>
-                      <a:ext cx="5335311" cy="5724000"/>
+                      <a:ext cx="5326780" cy="5724000"/>
                     </a:xfrm>
                     <a:prstGeom prst="rect"/>
                   </pic:spPr>
@@ -221,7 +221,7 @@
     </w:p>
     <w:p>
       <w:r>
-        <w:t>I och inom 23 meter från avverkningsanmälan finns fynd av 10 naturvårdsarter, varav 10 är rödlistade, 3 är fridlysta och 6 är typiska (T): garnlav (VU, T), dropptaggsvamp (NT, T), dvärgbägarlav (NT, T), lavskrika (NT, T, §4), mörk kolflarnlav (NT), rosenticka (NT, T), skarp dropptaggsvamp (NT), talltita (NT, §4), tretåig hackspett (NT, T, §4) och vedflamlav (NT). Se Figur 1.</w:t>
+        <w:t>I och inom 23 meter från avverkningsanmälan finns fynd av 11 naturvårdsarter, varav 11 är rödlistade, 3 är fridlysta och 7 är typiska (T): garnlav (VU, T), dropptaggsvamp (NT, T), dvärgbägarlav (NT, T), lavskrika (NT, T, §4), mörk kolflarnlav (NT), rosenticka (NT, T), skarp dropptaggsvamp (NT), talltagel (NT, T), talltita (NT, §4), tretåig hackspett (NT, T, §4) och vedflamlav (NT). Se Figur 1.</w:t>
       </w:r>
     </w:p>
     <w:p>
@@ -392,6 +392,26 @@
         <w:rPr>
           <w:b/>
         </w:rPr>
+        <w:t>Talltagel (NT)</w:t>
+      </w:r>
+      <w:r>
+        <w:t xml:space="preserve"> är en boreal art som förekommer på tall i äldre, öppna tallskogar. Den påverkas negativt av brist på kontinuitetsskog och minskningstakten bedöms vara nära gränsvärdet för Sårbar (VU). Talltagel är typisk art för </w:t>
+      </w:r>
+      <w:r>
+        <w:rPr>
+          <w:i/>
+        </w:rPr>
+        <w:t>9010 Taiga</w:t>
+      </w:r>
+      <w:r>
+        <w:t xml:space="preserve"> (SLU Artdatabanken, 2026).</w:t>
+      </w:r>
+    </w:p>
+    <w:p>
+      <w:r>
+        <w:rPr>
+          <w:b/>
+        </w:rPr>
         <w:t>Talltita (NT, §4)</w:t>
       </w:r>
       <w:r>
@@ -553,7 +573,7 @@
         <w:rPr>
           <w:i/>
         </w:rPr>
-        <w:t>I det avverkningsanmälda skogsområdet har 10 naturvårdsarter varav 10 rödlistade arter sina livsmiljöer och växtplatser.</w:t>
+        <w:t>I det avverkningsanmälda skogsområdet har 11 naturvårdsarter varav 11 rödlistade arter sina livsmiljöer och växtplatser.</w:t>
       </w:r>
     </w:p>
     <w:p>
@@ -1288,7 +1308,7 @@
     <w:r>
       <w:tab/>
       <w:tab/>
-      <w:t>2026-09-28</w:t>
+      <w:t>2026-09-29</w:t>
       <w:br/>
       <w:br/>
     </w:r>

--- a/klagomål/A 25853-2025 FSC-klagomål.docx
+++ b/klagomål/A 25853-2025 FSC-klagomål.docx
@@ -1308,7 +1308,7 @@
     <w:r>
       <w:tab/>
       <w:tab/>
-      <w:t>2026-09-29</w:t>
+      <w:t>2026-09-30</w:t>
       <w:br/>
       <w:br/>
     </w:r>

--- a/klagomål/A 25853-2025 FSC-klagomål.docx
+++ b/klagomål/A 25853-2025 FSC-klagomål.docx
@@ -1308,7 +1308,7 @@
     <w:r>
       <w:tab/>
       <w:tab/>
-      <w:t>2026-09-30</w:t>
+      <w:t>2026-10-01</w:t>
       <w:br/>
       <w:br/>
     </w:r>

--- a/klagomål/A 25853-2025 FSC-klagomål.docx
+++ b/klagomål/A 25853-2025 FSC-klagomål.docx
@@ -1308,7 +1308,7 @@
     <w:r>
       <w:tab/>
       <w:tab/>
-      <w:t>2026-10-01</w:t>
+      <w:t>2026-10-02</w:t>
       <w:br/>
       <w:br/>
     </w:r>

--- a/klagomål/A 25853-2025 FSC-klagomål.docx
+++ b/klagomål/A 25853-2025 FSC-klagomål.docx
@@ -1308,7 +1308,7 @@
     <w:r>
       <w:tab/>
       <w:tab/>
-      <w:t>2026-10-02</w:t>
+      <w:t>2026-10-03</w:t>
       <w:br/>
       <w:br/>
     </w:r>

--- a/klagomål/A 25853-2025 FSC-klagomål.docx
+++ b/klagomål/A 25853-2025 FSC-klagomål.docx
@@ -1308,7 +1308,7 @@
     <w:r>
       <w:tab/>
       <w:tab/>
-      <w:t>2026-10-03</w:t>
+      <w:t>2026-10-04</w:t>
       <w:br/>
       <w:br/>
     </w:r>

--- a/klagomål/A 25853-2025 FSC-klagomål.docx
+++ b/klagomål/A 25853-2025 FSC-klagomål.docx
@@ -1308,7 +1308,7 @@
     <w:r>
       <w:tab/>
       <w:tab/>
-      <w:t>2026-10-04</w:t>
+      <w:t>2026-10-05</w:t>
       <w:br/>
       <w:br/>
     </w:r>

--- a/klagomål/A 25853-2025 FSC-klagomål.docx
+++ b/klagomål/A 25853-2025 FSC-klagomål.docx
@@ -1308,7 +1308,7 @@
     <w:r>
       <w:tab/>
       <w:tab/>
-      <w:t>2026-10-05</w:t>
+      <w:t>2026-10-06</w:t>
       <w:br/>
       <w:br/>
     </w:r>

--- a/klagomål/A 25853-2025 FSC-klagomål.docx
+++ b/klagomål/A 25853-2025 FSC-klagomål.docx
@@ -1308,7 +1308,7 @@
     <w:r>
       <w:tab/>
       <w:tab/>
-      <w:t>2026-10-06</w:t>
+      <w:t>2026-10-07</w:t>
       <w:br/>
       <w:br/>
     </w:r>

--- a/klagomål/A 25853-2025 FSC-klagomål.docx
+++ b/klagomål/A 25853-2025 FSC-klagomål.docx
@@ -1308,7 +1308,7 @@
     <w:r>
       <w:tab/>
       <w:tab/>
-      <w:t>2026-10-07</w:t>
+      <w:t>2026-10-08</w:t>
       <w:br/>
       <w:br/>
     </w:r>

--- a/klagomål/A 25853-2025 FSC-klagomål.docx
+++ b/klagomål/A 25853-2025 FSC-klagomål.docx
@@ -1308,7 +1308,7 @@
     <w:r>
       <w:tab/>
       <w:tab/>
-      <w:t>2026-10-08</w:t>
+      <w:t>2026-10-09</w:t>
       <w:br/>
       <w:br/>
     </w:r>

--- a/klagomål/A 25853-2025 FSC-klagomål.docx
+++ b/klagomål/A 25853-2025 FSC-klagomål.docx
@@ -1308,7 +1308,7 @@
     <w:r>
       <w:tab/>
       <w:tab/>
-      <w:t>2026-10-09</w:t>
+      <w:t>2026-10-10</w:t>
       <w:br/>
       <w:br/>
     </w:r>

--- a/klagomål/A 25853-2025 FSC-klagomål.docx
+++ b/klagomål/A 25853-2025 FSC-klagomål.docx
@@ -1308,7 +1308,7 @@
     <w:r>
       <w:tab/>
       <w:tab/>
-      <w:t>2026-10-10</w:t>
+      <w:t>2026-10-11</w:t>
       <w:br/>
       <w:br/>
     </w:r>

--- a/klagomål/A 25853-2025 FSC-klagomål.docx
+++ b/klagomål/A 25853-2025 FSC-klagomål.docx
@@ -1308,7 +1308,7 @@
     <w:r>
       <w:tab/>
       <w:tab/>
-      <w:t>2026-10-11</w:t>
+      <w:t>2026-10-12</w:t>
       <w:br/>
       <w:br/>
     </w:r>

--- a/klagomål/A 25853-2025 FSC-klagomål.docx
+++ b/klagomål/A 25853-2025 FSC-klagomål.docx
@@ -1308,7 +1308,7 @@
     <w:r>
       <w:tab/>
       <w:tab/>
-      <w:t>2026-10-12</w:t>
+      <w:t>2026-10-13</w:t>
       <w:br/>
       <w:br/>
     </w:r>

--- a/klagomål/A 25853-2025 FSC-klagomål.docx
+++ b/klagomål/A 25853-2025 FSC-klagomål.docx
@@ -1308,7 +1308,7 @@
     <w:r>
       <w:tab/>
       <w:tab/>
-      <w:t>2026-10-13</w:t>
+      <w:t>2026-10-14</w:t>
       <w:br/>
       <w:br/>
     </w:r>

--- a/klagomål/A 25853-2025 FSC-klagomål.docx
+++ b/klagomål/A 25853-2025 FSC-klagomål.docx
@@ -1308,7 +1308,7 @@
     <w:r>
       <w:tab/>
       <w:tab/>
-      <w:t>2026-10-14</w:t>
+      <w:t>2026-10-15</w:t>
       <w:br/>
       <w:br/>
     </w:r>

--- a/klagomål/A 25853-2025 FSC-klagomål.docx
+++ b/klagomål/A 25853-2025 FSC-klagomål.docx
@@ -1308,7 +1308,7 @@
     <w:r>
       <w:tab/>
       <w:tab/>
-      <w:t>2026-10-15</w:t>
+      <w:t>2026-10-16</w:t>
       <w:br/>
       <w:br/>
     </w:r>

--- a/klagomål/A 25853-2025 FSC-klagomål.docx
+++ b/klagomål/A 25853-2025 FSC-klagomål.docx
@@ -1308,7 +1308,7 @@
     <w:r>
       <w:tab/>
       <w:tab/>
-      <w:t>2026-10-16</w:t>
+      <w:t>2026-10-17</w:t>
       <w:br/>
       <w:br/>
     </w:r>

--- a/klagomål/A 25853-2025 FSC-klagomål.docx
+++ b/klagomål/A 25853-2025 FSC-klagomål.docx
@@ -1308,7 +1308,7 @@
     <w:r>
       <w:tab/>
       <w:tab/>
-      <w:t>2026-10-17</w:t>
+      <w:t>2026-10-18</w:t>
       <w:br/>
       <w:br/>
     </w:r>

--- a/klagomål/A 25853-2025 FSC-klagomål.docx
+++ b/klagomål/A 25853-2025 FSC-klagomål.docx
@@ -1308,7 +1308,7 @@
     <w:r>
       <w:tab/>
       <w:tab/>
-      <w:t>2026-10-18</w:t>
+      <w:t>2026-10-19</w:t>
       <w:br/>
       <w:br/>
     </w:r>

--- a/klagomål/A 25853-2025 FSC-klagomål.docx
+++ b/klagomål/A 25853-2025 FSC-klagomål.docx
@@ -1308,7 +1308,7 @@
     <w:r>
       <w:tab/>
       <w:tab/>
-      <w:t>2026-10-19</w:t>
+      <w:t>2026-10-20</w:t>
       <w:br/>
       <w:br/>
     </w:r>

--- a/klagomål/A 25853-2025 FSC-klagomål.docx
+++ b/klagomål/A 25853-2025 FSC-klagomål.docx
@@ -1308,7 +1308,7 @@
     <w:r>
       <w:tab/>
       <w:tab/>
-      <w:t>2026-10-20</w:t>
+      <w:t>2026-10-21</w:t>
       <w:br/>
       <w:br/>
     </w:r>

--- a/klagomål/A 25853-2025 FSC-klagomål.docx
+++ b/klagomål/A 25853-2025 FSC-klagomål.docx
@@ -1308,7 +1308,7 @@
     <w:r>
       <w:tab/>
       <w:tab/>
-      <w:t>2026-10-21</w:t>
+      <w:t>2026-10-22</w:t>
       <w:br/>
       <w:br/>
     </w:r>

--- a/klagomål/A 25853-2025 FSC-klagomål.docx
+++ b/klagomål/A 25853-2025 FSC-klagomål.docx
@@ -1308,7 +1308,7 @@
     <w:r>
       <w:tab/>
       <w:tab/>
-      <w:t>2026-10-22</w:t>
+      <w:t>2026-10-23</w:t>
       <w:br/>
       <w:br/>
     </w:r>

--- a/klagomål/A 25853-2025 FSC-klagomål.docx
+++ b/klagomål/A 25853-2025 FSC-klagomål.docx
@@ -1308,7 +1308,7 @@
     <w:r>
       <w:tab/>
       <w:tab/>
-      <w:t>2026-10-23</w:t>
+      <w:t>2026-10-24</w:t>
       <w:br/>
       <w:br/>
     </w:r>

--- a/klagomål/A 25853-2025 FSC-klagomål.docx
+++ b/klagomål/A 25853-2025 FSC-klagomål.docx
@@ -1308,7 +1308,7 @@
     <w:r>
       <w:tab/>
       <w:tab/>
-      <w:t>2026-10-24</w:t>
+      <w:t>2026-10-25</w:t>
       <w:br/>
       <w:br/>
     </w:r>

--- a/klagomål/A 25853-2025 FSC-klagomål.docx
+++ b/klagomål/A 25853-2025 FSC-klagomål.docx
@@ -1308,7 +1308,7 @@
     <w:r>
       <w:tab/>
       <w:tab/>
-      <w:t>2026-10-25</w:t>
+      <w:t>2026-10-26</w:t>
       <w:br/>
       <w:br/>
     </w:r>

--- a/klagomål/A 25853-2025 FSC-klagomål.docx
+++ b/klagomål/A 25853-2025 FSC-klagomål.docx
@@ -1308,7 +1308,7 @@
     <w:r>
       <w:tab/>
       <w:tab/>
-      <w:t>2026-10-26</w:t>
+      <w:t>2026-10-27</w:t>
       <w:br/>
       <w:br/>
     </w:r>

--- a/klagomål/A 25853-2025 FSC-klagomål.docx
+++ b/klagomål/A 25853-2025 FSC-klagomål.docx
@@ -1308,7 +1308,7 @@
     <w:r>
       <w:tab/>
       <w:tab/>
-      <w:t>2026-10-27</w:t>
+      <w:t>2026-10-28</w:t>
       <w:br/>
       <w:br/>
     </w:r>

--- a/klagomål/A 25853-2025 FSC-klagomål.docx
+++ b/klagomål/A 25853-2025 FSC-klagomål.docx
@@ -1308,7 +1308,7 @@
     <w:r>
       <w:tab/>
       <w:tab/>
-      <w:t>2026-10-28</w:t>
+      <w:t>2026-10-29</w:t>
       <w:br/>
       <w:br/>
     </w:r>

--- a/klagomål/A 25853-2025 FSC-klagomål.docx
+++ b/klagomål/A 25853-2025 FSC-klagomål.docx
@@ -1308,7 +1308,7 @@
     <w:r>
       <w:tab/>
       <w:tab/>
-      <w:t>2026-10-29</w:t>
+      <w:t>2026-10-31</w:t>
       <w:br/>
       <w:br/>
     </w:r>
